--- a/InstallatiesBeschrijving.docx
+++ b/InstallatiesBeschrijving.docx
@@ -338,6 +338,150 @@
           <w:lang w:val="nl-NL"/>
         </w:rPr>
       </w:pPr>
+    </w:p>
+    <w:p>
+      <w:pPr>
+        <w:rPr>
+          <w:lang w:val="nl-NL"/>
+        </w:rPr>
+      </w:pPr>
+    </w:p>
+    <w:p>
+      <w:pPr>
+        <w:rPr>
+          <w:lang w:val="nl-NL"/>
+        </w:rPr>
+      </w:pPr>
+    </w:p>
+    <w:p>
+      <w:pPr>
+        <w:rPr>
+          <w:lang w:val="nl-NL"/>
+        </w:rPr>
+      </w:pPr>
+    </w:p>
+    <w:p>
+      <w:pPr>
+        <w:rPr>
+          <w:lang w:val="nl-NL"/>
+        </w:rPr>
+      </w:pPr>
+    </w:p>
+    <w:p>
+      <w:pPr>
+        <w:rPr>
+          <w:lang w:val="nl-NL"/>
+        </w:rPr>
+      </w:pPr>
+    </w:p>
+    <w:p>
+      <w:pPr>
+        <w:rPr>
+          <w:lang w:val="nl-NL"/>
+        </w:rPr>
+      </w:pPr>
+    </w:p>
+    <w:p>
+      <w:pPr>
+        <w:rPr>
+          <w:lang w:val="nl-NL"/>
+        </w:rPr>
+      </w:pPr>
+    </w:p>
+    <w:p>
+      <w:pPr>
+        <w:rPr>
+          <w:lang w:val="nl-NL"/>
+        </w:rPr>
+      </w:pPr>
+      <w:r>
+        <w:rPr>
+          <w:lang w:val="nl-NL"/>
+        </w:rPr>
+        <w:lastRenderedPageBreak/>
+        <w:t xml:space="preserve">Schema 47A – </w:t>
+      </w:r>
+      <w:proofErr w:type="spellStart"/>
+      <w:r>
+        <w:rPr>
+          <w:lang w:val="nl-NL"/>
+        </w:rPr>
+        <w:t>Kikkerkoken</w:t>
+      </w:r>
+      <w:proofErr w:type="spellEnd"/>
+      <w:r>
+        <w:rPr>
+          <w:lang w:val="nl-NL"/>
+        </w:rPr>
+        <w:t xml:space="preserve"> input</w:t>
+      </w:r>
+      <w:r>
+        <w:rPr>
+          <w:lang w:val="nl-NL"/>
+        </w:rPr>
+        <w:br/>
+      </w:r>
+      <w:r>
+        <w:rPr>
+          <w:lang w:val="nl-NL"/>
+        </w:rPr>
+        <w:drawing>
+          <wp:inline distT="0" distB="0" distL="0" distR="0" wp14:anchorId="0F6D8E00" wp14:editId="5AC2757D">
+            <wp:extent cx="5731510" cy="4350385"/>
+            <wp:effectExtent l="0" t="0" r="0" b="5715"/>
+            <wp:docPr id="849989482" name="Picture 1"/>
+            <wp:cNvGraphicFramePr>
+              <a:graphicFrameLocks xmlns:a="http://schemas.openxmlformats.org/drawingml/2006/main" noChangeAspect="1"/>
+            </wp:cNvGraphicFramePr>
+            <a:graphic xmlns:a="http://schemas.openxmlformats.org/drawingml/2006/main">
+              <a:graphicData uri="http://schemas.openxmlformats.org/drawingml/2006/picture">
+                <pic:pic xmlns:pic="http://schemas.openxmlformats.org/drawingml/2006/picture">
+                  <pic:nvPicPr>
+                    <pic:cNvPr id="849989482" name=""/>
+                    <pic:cNvPicPr/>
+                  </pic:nvPicPr>
+                  <pic:blipFill>
+                    <a:blip r:embed="rId6"/>
+                    <a:stretch>
+                      <a:fillRect/>
+                    </a:stretch>
+                  </pic:blipFill>
+                  <pic:spPr>
+                    <a:xfrm>
+                      <a:off x="0" y="0"/>
+                      <a:ext cx="5731510" cy="4350385"/>
+                    </a:xfrm>
+                    <a:prstGeom prst="rect">
+                      <a:avLst/>
+                    </a:prstGeom>
+                  </pic:spPr>
+                </pic:pic>
+              </a:graphicData>
+            </a:graphic>
+          </wp:inline>
+        </w:drawing>
+      </w:r>
+    </w:p>
+    <w:p>
+      <w:pPr>
+        <w:rPr>
+          <w:lang w:val="nl-NL"/>
+        </w:rPr>
+      </w:pPr>
+    </w:p>
+    <w:p>
+      <w:pPr>
+        <w:rPr>
+          <w:lang w:val="nl-NL"/>
+        </w:rPr>
+      </w:pPr>
+    </w:p>
+    <w:p>
+      <w:pPr>
+        <w:rPr>
+          <w:lang w:val="nl-NL"/>
+        </w:rPr>
+      </w:pPr>
       <w:r>
         <w:rPr>
           <w:lang w:val="nl-NL"/>
@@ -390,7 +534,7 @@
                     <pic:cNvPicPr/>
                   </pic:nvPicPr>
                   <pic:blipFill rotWithShape="1">
-                    <a:blip r:embed="rId6">
+                    <a:blip r:embed="rId7">
                       <a:extLst>
                         <a:ext uri="{28A0092B-C50C-407E-A947-70E740481C1C}">
                           <a14:useLocalDpi xmlns:a14="http://schemas.microsoft.com/office/drawing/2010/main" val="0"/>
@@ -700,6 +844,94 @@
           <w:lang w:val="nl-NL"/>
         </w:rPr>
       </w:pPr>
+      <w:r>
+        <w:rPr>
+          <w:lang w:val="nl-NL"/>
+        </w:rPr>
+        <w:lastRenderedPageBreak/>
+        <w:t xml:space="preserve">Schema 47B - </w:t>
+      </w:r>
+      <w:proofErr w:type="spellStart"/>
+      <w:r>
+        <w:rPr>
+          <w:lang w:val="nl-NL"/>
+        </w:rPr>
+        <w:t>kikkerkoken</w:t>
+      </w:r>
+      <w:proofErr w:type="spellEnd"/>
+      <w:r>
+        <w:rPr>
+          <w:lang w:val="nl-NL"/>
+        </w:rPr>
+        <w:t xml:space="preserve"> output </w:t>
+      </w:r>
+    </w:p>
+    <w:p>
+      <w:pPr>
+        <w:rPr>
+          <w:lang w:val="nl-NL"/>
+        </w:rPr>
+      </w:pPr>
+      <w:r>
+        <w:rPr>
+          <w:lang w:val="nl-NL"/>
+        </w:rPr>
+        <w:drawing>
+          <wp:inline distT="0" distB="0" distL="0" distR="0" wp14:anchorId="77E4037A" wp14:editId="6E3683AC">
+            <wp:extent cx="5731510" cy="4432300"/>
+            <wp:effectExtent l="0" t="0" r="0" b="0"/>
+            <wp:docPr id="1375576780" name="Picture 1"/>
+            <wp:cNvGraphicFramePr>
+              <a:graphicFrameLocks xmlns:a="http://schemas.openxmlformats.org/drawingml/2006/main" noChangeAspect="1"/>
+            </wp:cNvGraphicFramePr>
+            <a:graphic xmlns:a="http://schemas.openxmlformats.org/drawingml/2006/main">
+              <a:graphicData uri="http://schemas.openxmlformats.org/drawingml/2006/picture">
+                <pic:pic xmlns:pic="http://schemas.openxmlformats.org/drawingml/2006/picture">
+                  <pic:nvPicPr>
+                    <pic:cNvPr id="1375576780" name=""/>
+                    <pic:cNvPicPr/>
+                  </pic:nvPicPr>
+                  <pic:blipFill>
+                    <a:blip r:embed="rId8"/>
+                    <a:stretch>
+                      <a:fillRect/>
+                    </a:stretch>
+                  </pic:blipFill>
+                  <pic:spPr>
+                    <a:xfrm>
+                      <a:off x="0" y="0"/>
+                      <a:ext cx="5731510" cy="4432300"/>
+                    </a:xfrm>
+                    <a:prstGeom prst="rect">
+                      <a:avLst/>
+                    </a:prstGeom>
+                  </pic:spPr>
+                </pic:pic>
+              </a:graphicData>
+            </a:graphic>
+          </wp:inline>
+        </w:drawing>
+      </w:r>
+    </w:p>
+    <w:p>
+      <w:pPr>
+        <w:rPr>
+          <w:lang w:val="nl-NL"/>
+        </w:rPr>
+      </w:pPr>
+      <w:r>
+        <w:rPr>
+          <w:lang w:val="nl-NL"/>
+        </w:rPr>
+        <w:br w:type="page"/>
+      </w:r>
+    </w:p>
+    <w:p>
+      <w:pPr>
+        <w:rPr>
+          <w:lang w:val="nl-NL"/>
+        </w:rPr>
+      </w:pPr>
     </w:p>
     <w:p>
       <w:pPr>
@@ -750,7 +982,7 @@
                     <pic:cNvPicPr/>
                   </pic:nvPicPr>
                   <pic:blipFill>
-                    <a:blip r:embed="rId7">
+                    <a:blip r:embed="rId9">
                       <a:extLst>
                         <a:ext uri="{28A0092B-C50C-407E-A947-70E740481C1C}">
                           <a14:useLocalDpi xmlns:a14="http://schemas.microsoft.com/office/drawing/2010/main" val="0"/>
@@ -827,60 +1059,56 @@
     <w:p>
       <w:pPr>
         <w:rPr>
-          <w:lang w:val="nl-NL"/>
-        </w:rPr>
-      </w:pPr>
-      <w:r>
-        <w:rPr>
-          <w:lang w:val="nl-NL"/>
-        </w:rPr>
-        <w:br/>
-      </w:r>
-    </w:p>
-    <w:p>
-      <w:pPr>
-        <w:rPr>
-          <w:lang w:val="nl-NL"/>
-        </w:rPr>
-      </w:pPr>
-      <w:r>
-        <w:rPr>
-          <w:lang w:val="nl-NL"/>
-        </w:rPr>
-        <w:t xml:space="preserve">- </w:t>
-      </w:r>
-      <w:r>
-        <w:rPr>
-          <w:lang w:val="nl-NL"/>
-        </w:rPr>
-        <w:t xml:space="preserve">Leg je hand </w:t>
-      </w:r>
-      <w:proofErr w:type="gramStart"/>
-      <w:r>
-        <w:rPr>
-          <w:lang w:val="nl-NL"/>
-        </w:rPr>
-        <w:t>er op</w:t>
-      </w:r>
-      <w:proofErr w:type="gramEnd"/>
-      <w:r>
-        <w:rPr>
-          <w:lang w:val="nl-NL"/>
-        </w:rPr>
-        <w:t>,</w:t>
-      </w:r>
-      <w:r>
-        <w:rPr>
-          <w:lang w:val="nl-NL"/>
-        </w:rPr>
-        <w:t xml:space="preserve"> druk </w:t>
-      </w:r>
-      <w:r>
-        <w:rPr>
           <w:b/>
           <w:bCs/>
           <w:lang w:val="nl-NL"/>
         </w:rPr>
+      </w:pPr>
+      <w:r>
+        <w:rPr>
+          <w:b/>
+          <w:bCs/>
+          <w:lang w:val="nl-NL"/>
+        </w:rPr>
+        <w:t>Volgorde</w:t>
+      </w:r>
+    </w:p>
+    <w:p>
+      <w:pPr>
+        <w:rPr>
+          <w:lang w:val="nl-NL"/>
+        </w:rPr>
+      </w:pPr>
+      <w:r>
+        <w:rPr>
+          <w:lang w:val="nl-NL"/>
+        </w:rPr>
+        <w:t xml:space="preserve">Leg je hand </w:t>
+      </w:r>
+      <w:r>
+        <w:rPr>
+          <w:lang w:val="nl-NL"/>
+        </w:rPr>
+        <w:t>op de koperplaat</w:t>
+      </w:r>
+      <w:r>
+        <w:rPr>
+          <w:lang w:val="nl-NL"/>
+        </w:rPr>
+        <w:t>,</w:t>
+      </w:r>
+      <w:r>
+        <w:rPr>
+          <w:lang w:val="nl-NL"/>
+        </w:rPr>
+        <w:t xml:space="preserve"> druk </w:t>
+      </w:r>
+      <w:r>
+        <w:rPr>
+          <w:b/>
+          <w:bCs/>
+          <w:lang w:val="nl-NL"/>
+        </w:rPr>
         <w:t>ook</w:t>
       </w:r>
       <w:r>
@@ -893,6 +1121,12 @@
         <w:rPr>
           <w:lang w:val="nl-NL"/>
         </w:rPr>
+        <w:t>, de</w:t>
+      </w:r>
+      <w:r>
+        <w:rPr>
+          <w:lang w:val="nl-NL"/>
+        </w:rPr>
         <w:t xml:space="preserve"> </w:t>
       </w:r>
       <w:r>
@@ -912,13 +1146,44 @@
           <w:lang w:val="nl-NL"/>
         </w:rPr>
         <w:br/>
-        <w:t xml:space="preserve">Zonder je hand er op </w:t>
-      </w:r>
-      <w:r>
-        <w:rPr>
-          <w:lang w:val="nl-NL"/>
-        </w:rPr>
-        <w:t>gebeurt er niets. Al</w:t>
+      </w:r>
+      <w:r>
+        <w:rPr>
+          <w:lang w:val="nl-NL"/>
+        </w:rPr>
+        <w:t xml:space="preserve">Bij alleen de knop indrukken </w:t>
+      </w:r>
+      <w:r>
+        <w:rPr>
+          <w:lang w:val="nl-NL"/>
+        </w:rPr>
+        <w:t xml:space="preserve">gebeurt er niets. </w:t>
+      </w:r>
+      <w:r>
+        <w:rPr>
+          <w:lang w:val="nl-NL"/>
+        </w:rPr>
+        <w:t xml:space="preserve">Bij alleen hand </w:t>
+      </w:r>
+      <w:proofErr w:type="gramStart"/>
+      <w:r>
+        <w:rPr>
+          <w:lang w:val="nl-NL"/>
+        </w:rPr>
+        <w:t>er op</w:t>
+      </w:r>
+      <w:proofErr w:type="gramEnd"/>
+      <w:r>
+        <w:rPr>
+          <w:lang w:val="nl-NL"/>
+        </w:rPr>
+        <w:t xml:space="preserve"> ook niet. </w:t>
+      </w:r>
+      <w:r>
+        <w:rPr>
+          <w:lang w:val="nl-NL"/>
+        </w:rPr>
+        <w:t>Al</w:t>
       </w:r>
       <w:r>
         <w:rPr>
@@ -1011,11 +1276,107 @@
           <w:lang w:val="nl-NL"/>
         </w:rPr>
       </w:pPr>
+    </w:p>
+    <w:p>
+      <w:pPr>
+        <w:rPr>
+          <w:lang w:val="nl-NL"/>
+        </w:rPr>
+      </w:pPr>
+    </w:p>
+    <w:p>
+      <w:pPr>
+        <w:rPr>
+          <w:lang w:val="nl-NL"/>
+        </w:rPr>
+      </w:pPr>
+    </w:p>
+    <w:p>
+      <w:pPr>
+        <w:rPr>
+          <w:lang w:val="nl-NL"/>
+        </w:rPr>
+      </w:pPr>
+    </w:p>
+    <w:p>
+      <w:pPr>
+        <w:rPr>
+          <w:lang w:val="nl-NL"/>
+        </w:rPr>
+      </w:pPr>
+    </w:p>
+    <w:p>
+      <w:pPr>
+        <w:rPr>
+          <w:lang w:val="nl-NL"/>
+        </w:rPr>
+      </w:pPr>
+    </w:p>
+    <w:p>
+      <w:pPr>
+        <w:rPr>
+          <w:lang w:val="nl-NL"/>
+        </w:rPr>
+      </w:pPr>
+    </w:p>
+    <w:p>
+      <w:pPr>
+        <w:rPr>
+          <w:lang w:val="nl-NL"/>
+        </w:rPr>
+      </w:pPr>
+    </w:p>
+    <w:p>
+      <w:pPr>
+        <w:rPr>
+          <w:lang w:val="nl-NL"/>
+        </w:rPr>
+      </w:pPr>
+    </w:p>
+    <w:p>
+      <w:pPr>
+        <w:rPr>
+          <w:lang w:val="nl-NL"/>
+        </w:rPr>
+      </w:pPr>
+      <w:r>
+        <w:rPr>
+          <w:lang w:val="nl-NL"/>
+        </w:rPr>
+        <w:br w:type="page"/>
+      </w:r>
+    </w:p>
+    <w:p>
+      <w:pPr>
+        <w:rPr>
+          <w:lang w:val="nl-NL"/>
+        </w:rPr>
+      </w:pPr>
       <w:r>
         <w:rPr>
           <w:lang w:val="nl-NL"/>
         </w:rPr>
         <w:lastRenderedPageBreak/>
+        <w:t xml:space="preserve">33 Handscan </w:t>
+      </w:r>
+    </w:p>
+    <w:p>
+      <w:pPr>
+        <w:rPr>
+          <w:lang w:val="nl-NL"/>
+        </w:rPr>
+      </w:pPr>
+    </w:p>
+    <w:p>
+      <w:pPr>
+        <w:rPr>
+          <w:lang w:val="nl-NL"/>
+        </w:rPr>
+      </w:pPr>
+      <w:r>
+        <w:rPr>
+          <w:lang w:val="nl-NL"/>
+        </w:rPr>
         <w:drawing>
           <wp:inline distT="0" distB="0" distL="0" distR="0" wp14:anchorId="3D367DC9" wp14:editId="7BB3F4D2">
             <wp:extent cx="5731510" cy="4970145"/>
@@ -1032,7 +1393,7 @@
                     <pic:cNvPicPr/>
                   </pic:nvPicPr>
                   <pic:blipFill>
-                    <a:blip r:embed="rId8"/>
+                    <a:blip r:embed="rId10"/>
                     <a:stretch>
                       <a:fillRect/>
                     </a:stretch>
@@ -1138,76 +1499,18 @@
     <w:p>
       <w:pPr>
         <w:rPr>
-          <w:lang w:val="nl-NL"/>
-        </w:rPr>
-      </w:pPr>
-    </w:p>
-    <w:p>
-      <w:pPr>
-        <w:rPr>
-          <w:lang w:val="nl-NL"/>
-        </w:rPr>
-      </w:pPr>
-    </w:p>
-    <w:p>
-      <w:pPr>
-        <w:rPr>
-          <w:lang w:val="nl-NL"/>
-        </w:rPr>
-      </w:pPr>
-    </w:p>
-    <w:p>
-      <w:pPr>
-        <w:rPr>
-          <w:lang w:val="nl-NL"/>
-        </w:rPr>
-      </w:pPr>
-    </w:p>
-    <w:p>
-      <w:pPr>
-        <w:rPr>
-          <w:lang w:val="nl-NL"/>
-        </w:rPr>
-      </w:pPr>
-    </w:p>
-    <w:p>
-      <w:pPr>
-        <w:rPr>
-          <w:lang w:val="nl-NL"/>
-        </w:rPr>
-      </w:pPr>
-    </w:p>
-    <w:p>
-      <w:pPr>
-        <w:rPr>
-          <w:lang w:val="nl-NL"/>
-        </w:rPr>
-      </w:pPr>
-    </w:p>
-    <w:p>
-      <w:pPr>
-        <w:rPr>
-          <w:lang w:val="nl-NL"/>
-        </w:rPr>
-      </w:pPr>
-      <w:r>
-        <w:rPr>
+          <w:b/>
+          <w:bCs/>
+          <w:lang w:val="nl-NL"/>
+        </w:rPr>
+      </w:pPr>
+      <w:r>
+        <w:rPr>
+          <w:b/>
+          <w:bCs/>
           <w:lang w:val="nl-NL"/>
         </w:rPr>
         <w:t>Taakverdeling</w:t>
-      </w:r>
-    </w:p>
-    <w:p>
-      <w:pPr>
-        <w:rPr>
-          <w:lang w:val="nl-NL"/>
-        </w:rPr>
-      </w:pPr>
-      <w:r>
-        <w:rPr>
-          <w:lang w:val="nl-NL"/>
-        </w:rPr>
-        <w:t xml:space="preserve">Harm aanleveren welke hardware en hoe aan te sluiten. </w:t>
       </w:r>
     </w:p>
     <w:p>
@@ -1225,20 +1528,38 @@
         <w:rPr>
           <w:lang w:val="nl-NL"/>
         </w:rPr>
-        <w:t>2</w:t>
-      </w:r>
-      <w:r>
-        <w:rPr>
-          <w:lang w:val="nl-NL"/>
-        </w:rPr>
-        <w:t xml:space="preserve">x </w:t>
-      </w:r>
+        <w:t>Harm aan</w:t>
+      </w:r>
+      <w:r>
+        <w:rPr>
+          <w:lang w:val="nl-NL"/>
+        </w:rPr>
+        <w:t>geven</w:t>
+      </w:r>
+      <w:r>
+        <w:rPr>
+          <w:lang w:val="nl-NL"/>
+        </w:rPr>
+        <w:t xml:space="preserve"> welke hardware en hoe aan te sluiten. </w:t>
+      </w:r>
+    </w:p>
+    <w:p>
+      <w:pPr>
+        <w:pStyle w:val="ListParagraph"/>
+        <w:numPr>
+          <w:ilvl w:val="1"/>
+          <w:numId w:val="1"/>
+        </w:numPr>
+        <w:rPr>
+          <w:lang w:val="nl-NL"/>
+        </w:rPr>
+      </w:pPr>
       <w:proofErr w:type="spellStart"/>
       <w:r>
         <w:rPr>
           <w:lang w:val="nl-NL"/>
         </w:rPr>
-        <w:t>arduino</w:t>
+        <w:t>Arduino</w:t>
       </w:r>
       <w:proofErr w:type="spellEnd"/>
       <w:r>
@@ -1255,6 +1576,50 @@
         <w:t>Uno</w:t>
       </w:r>
       <w:proofErr w:type="spellEnd"/>
+      <w:r>
+        <w:rPr>
+          <w:lang w:val="nl-NL"/>
+        </w:rPr>
+        <w:t>? Micro</w:t>
+      </w:r>
+    </w:p>
+    <w:p>
+      <w:pPr>
+        <w:pStyle w:val="ListParagraph"/>
+        <w:numPr>
+          <w:ilvl w:val="1"/>
+          <w:numId w:val="1"/>
+        </w:numPr>
+        <w:rPr>
+          <w:lang w:val="nl-NL"/>
+        </w:rPr>
+      </w:pPr>
+      <w:proofErr w:type="spellStart"/>
+      <w:r>
+        <w:rPr>
+          <w:lang w:val="nl-NL"/>
+        </w:rPr>
+        <w:t>Ledstrips</w:t>
+      </w:r>
+      <w:proofErr w:type="spellEnd"/>
+      <w:r>
+        <w:rPr>
+          <w:lang w:val="nl-NL"/>
+        </w:rPr>
+        <w:t xml:space="preserve"> in overleg (12v/5v?) </w:t>
+      </w:r>
+      <w:r>
+        <w:rPr>
+          <w:lang w:val="nl-NL"/>
+        </w:rPr>
+        <w:t>WS2812B</w:t>
+      </w:r>
+      <w:r>
+        <w:rPr>
+          <w:lang w:val="nl-NL"/>
+        </w:rPr>
+        <w:t>?</w:t>
+      </w:r>
     </w:p>
     <w:p>
       <w:pPr>
@@ -1271,76 +1636,81 @@
         <w:rPr>
           <w:lang w:val="nl-NL"/>
         </w:rPr>
-        <w:t xml:space="preserve">1x </w:t>
+        <w:t xml:space="preserve">Harm </w:t>
+      </w:r>
+      <w:r>
+        <w:rPr>
+          <w:lang w:val="nl-NL"/>
+        </w:rPr>
+        <w:t xml:space="preserve">prototype </w:t>
+      </w:r>
+      <w:r>
+        <w:rPr>
+          <w:lang w:val="nl-NL"/>
+        </w:rPr>
+        <w:t xml:space="preserve">maken met de </w:t>
+      </w:r>
+      <w:r>
+        <w:rPr>
+          <w:lang w:val="nl-NL"/>
+        </w:rPr>
+        <w:t>werkende</w:t>
+      </w:r>
+      <w:r>
+        <w:rPr>
+          <w:lang w:val="nl-NL"/>
+        </w:rPr>
+        <w:t xml:space="preserve"> functionaliteit</w:t>
+      </w:r>
+      <w:r>
+        <w:rPr>
+          <w:lang w:val="nl-NL"/>
+        </w:rPr>
+        <w:t xml:space="preserve"> (</w:t>
+      </w:r>
+      <w:r>
+        <w:rPr>
+          <w:lang w:val="nl-NL"/>
+        </w:rPr>
+        <w:t xml:space="preserve">met enkele </w:t>
       </w:r>
       <w:proofErr w:type="spellStart"/>
       <w:r>
         <w:rPr>
           <w:lang w:val="nl-NL"/>
         </w:rPr>
-        <w:t>arduino</w:t>
+        <w:t>leds</w:t>
       </w:r>
       <w:proofErr w:type="spellEnd"/>
       <w:r>
         <w:rPr>
           <w:lang w:val="nl-NL"/>
         </w:rPr>
-        <w:t xml:space="preserve"> </w:t>
-      </w:r>
-    </w:p>
-    <w:p>
-      <w:pPr>
-        <w:rPr>
-          <w:lang w:val="nl-NL"/>
-        </w:rPr>
-      </w:pPr>
-      <w:r>
-        <w:rPr>
-          <w:lang w:val="nl-NL"/>
-        </w:rPr>
-        <w:t>Harm opstelling maken met de hele functionaliteit</w:t>
-      </w:r>
-    </w:p>
-    <w:p>
-      <w:pPr>
-        <w:rPr>
-          <w:lang w:val="nl-NL"/>
-        </w:rPr>
-      </w:pPr>
-      <w:r>
-        <w:rPr>
-          <w:lang w:val="nl-NL"/>
-        </w:rPr>
-        <w:t>Harm testen effecten met langere strips</w:t>
-      </w:r>
-      <w:r>
-        <w:rPr>
-          <w:lang w:val="nl-NL"/>
-        </w:rPr>
-        <w:br/>
-      </w:r>
-    </w:p>
-    <w:p>
-      <w:pPr>
-        <w:rPr>
-          <w:lang w:val="nl-NL"/>
-        </w:rPr>
-      </w:pPr>
-      <w:r>
-        <w:rPr>
-          <w:b/>
-          <w:bCs/>
-          <w:lang w:val="nl-NL"/>
-        </w:rPr>
-        <w:t>Effecten</w:t>
-      </w:r>
-      <w:r>
-        <w:rPr>
-          <w:b/>
-          <w:bCs/>
-          <w:lang w:val="nl-NL"/>
-        </w:rPr>
-        <w:br/>
+        <w:t xml:space="preserve">, </w:t>
+      </w:r>
+      <w:r>
+        <w:rPr>
+          <w:lang w:val="nl-NL"/>
+        </w:rPr>
+        <w:t>dus</w:t>
+      </w:r>
+      <w:r>
+        <w:rPr>
+          <w:lang w:val="nl-NL"/>
+        </w:rPr>
+        <w:t xml:space="preserve"> nog zonder de</w:t>
+      </w:r>
+      <w:r>
+        <w:rPr>
+          <w:lang w:val="nl-NL"/>
+        </w:rPr>
+        <w:t xml:space="preserve"> mooie effecten</w:t>
+      </w:r>
+      <w:r>
+        <w:rPr>
+          <w:lang w:val="nl-NL"/>
+        </w:rPr>
+        <w:t>)</w:t>
       </w:r>
     </w:p>
     <w:p>
@@ -1358,7 +1728,19 @@
         <w:rPr>
           <w:lang w:val="nl-NL"/>
         </w:rPr>
-        <w:t>Stoom, langzaam naar boven lopen, stukjes stripjes gaan aan, van stukjes ledjes, flexibel in hoeveel er per keer aangaan</w:t>
+        <w:t xml:space="preserve">Harm testen effecten </w:t>
+      </w:r>
+      <w:r>
+        <w:rPr>
+          <w:lang w:val="nl-NL"/>
+        </w:rPr>
+        <w:t xml:space="preserve">los </w:t>
+      </w:r>
+      <w:r>
+        <w:rPr>
+          <w:lang w:val="nl-NL"/>
+        </w:rPr>
+        <w:t>met langere strips</w:t>
       </w:r>
     </w:p>
     <w:p>
@@ -1376,7 +1758,308 @@
         <w:rPr>
           <w:lang w:val="nl-NL"/>
         </w:rPr>
-        <w:t>Scan effecten: langer scannen, prima zoals het is</w:t>
+        <w:t>Samen de effecten van langere strips testen in de panelen</w:t>
+      </w:r>
+      <w:r>
+        <w:rPr>
+          <w:lang w:val="nl-NL"/>
+        </w:rPr>
+        <w:t xml:space="preserve">, aanpassen van code/plaatsing/aantal </w:t>
+      </w:r>
+      <w:proofErr w:type="spellStart"/>
+      <w:r>
+        <w:rPr>
+          <w:lang w:val="nl-NL"/>
+        </w:rPr>
+        <w:t>leds</w:t>
+      </w:r>
+      <w:proofErr w:type="spellEnd"/>
+    </w:p>
+    <w:p>
+      <w:pPr>
+        <w:pStyle w:val="ListParagraph"/>
+        <w:numPr>
+          <w:ilvl w:val="0"/>
+          <w:numId w:val="1"/>
+        </w:numPr>
+        <w:rPr>
+          <w:lang w:val="nl-NL"/>
+        </w:rPr>
+      </w:pPr>
+      <w:r>
+        <w:rPr>
+          <w:lang w:val="nl-NL"/>
+        </w:rPr>
+        <w:t>Solderen door Skip</w:t>
+      </w:r>
+    </w:p>
+    <w:p>
+      <w:pPr>
+        <w:pStyle w:val="ListParagraph"/>
+        <w:numPr>
+          <w:ilvl w:val="0"/>
+          <w:numId w:val="1"/>
+        </w:numPr>
+        <w:rPr>
+          <w:lang w:val="nl-NL"/>
+        </w:rPr>
+      </w:pPr>
+      <w:proofErr w:type="spellStart"/>
+      <w:r>
+        <w:rPr>
+          <w:lang w:val="nl-NL"/>
+        </w:rPr>
+        <w:t>Leds</w:t>
+      </w:r>
+      <w:proofErr w:type="spellEnd"/>
+      <w:r>
+        <w:rPr>
+          <w:lang w:val="nl-NL"/>
+        </w:rPr>
+        <w:t xml:space="preserve"> monteren door </w:t>
+      </w:r>
+      <w:proofErr w:type="spellStart"/>
+      <w:r>
+        <w:rPr>
+          <w:lang w:val="nl-NL"/>
+        </w:rPr>
+        <w:t>Hayo</w:t>
+      </w:r>
+      <w:proofErr w:type="spellEnd"/>
+      <w:r>
+        <w:rPr>
+          <w:lang w:val="nl-NL"/>
+        </w:rPr>
+        <w:t>/skip</w:t>
+      </w:r>
+      <w:r>
+        <w:rPr>
+          <w:lang w:val="nl-NL"/>
+        </w:rPr>
+        <w:br/>
+      </w:r>
+    </w:p>
+    <w:p>
+      <w:pPr>
+        <w:rPr>
+          <w:lang w:val="nl-NL"/>
+        </w:rPr>
+      </w:pPr>
+      <w:r>
+        <w:rPr>
+          <w:b/>
+          <w:bCs/>
+          <w:lang w:val="nl-NL"/>
+        </w:rPr>
+        <w:t>Effecten</w:t>
+      </w:r>
+      <w:r>
+        <w:rPr>
+          <w:b/>
+          <w:bCs/>
+          <w:lang w:val="nl-NL"/>
+        </w:rPr>
+        <w:t xml:space="preserve"> met licht</w:t>
+      </w:r>
+    </w:p>
+    <w:p>
+      <w:pPr>
+        <w:pStyle w:val="ListParagraph"/>
+        <w:numPr>
+          <w:ilvl w:val="0"/>
+          <w:numId w:val="1"/>
+        </w:numPr>
+        <w:rPr>
+          <w:lang w:val="nl-NL"/>
+        </w:rPr>
+      </w:pPr>
+      <w:r>
+        <w:rPr>
+          <w:b/>
+          <w:bCs/>
+          <w:lang w:val="nl-NL"/>
+        </w:rPr>
+        <w:t>Ademen</w:t>
+      </w:r>
+      <w:r>
+        <w:rPr>
+          <w:lang w:val="nl-NL"/>
+        </w:rPr>
+        <w:t xml:space="preserve">: </w:t>
+      </w:r>
+      <w:proofErr w:type="gramStart"/>
+      <w:r>
+        <w:rPr>
+          <w:lang w:val="nl-NL"/>
+        </w:rPr>
+        <w:t>langzaam aan</w:t>
+      </w:r>
+      <w:proofErr w:type="gramEnd"/>
+      <w:r>
+        <w:rPr>
+          <w:lang w:val="nl-NL"/>
+        </w:rPr>
+        <w:t xml:space="preserve"> en </w:t>
+      </w:r>
+      <w:proofErr w:type="gramStart"/>
+      <w:r>
+        <w:rPr>
+          <w:lang w:val="nl-NL"/>
+        </w:rPr>
+        <w:t>uit gaan</w:t>
+      </w:r>
+      <w:proofErr w:type="gramEnd"/>
+      <w:r>
+        <w:rPr>
+          <w:lang w:val="nl-NL"/>
+        </w:rPr>
+        <w:t xml:space="preserve"> van de </w:t>
+      </w:r>
+      <w:proofErr w:type="spellStart"/>
+      <w:r>
+        <w:rPr>
+          <w:lang w:val="nl-NL"/>
+        </w:rPr>
+        <w:t>led’s</w:t>
+      </w:r>
+      <w:proofErr w:type="spellEnd"/>
+      <w:r>
+        <w:rPr>
+          <w:lang w:val="nl-NL"/>
+        </w:rPr>
+        <w:t xml:space="preserve"> (vermoedelijk de witte achtergrond licht </w:t>
+      </w:r>
+      <w:proofErr w:type="spellStart"/>
+      <w:r>
+        <w:rPr>
+          <w:lang w:val="nl-NL"/>
+        </w:rPr>
+        <w:t>leds</w:t>
+      </w:r>
+      <w:proofErr w:type="spellEnd"/>
+    </w:p>
+    <w:p>
+      <w:pPr>
+        <w:pStyle w:val="ListParagraph"/>
+        <w:numPr>
+          <w:ilvl w:val="0"/>
+          <w:numId w:val="1"/>
+        </w:numPr>
+        <w:rPr>
+          <w:lang w:val="nl-NL"/>
+        </w:rPr>
+      </w:pPr>
+      <w:r>
+        <w:rPr>
+          <w:b/>
+          <w:bCs/>
+          <w:lang w:val="nl-NL"/>
+        </w:rPr>
+        <w:t>Stoom</w:t>
+      </w:r>
+      <w:r>
+        <w:rPr>
+          <w:lang w:val="nl-NL"/>
+        </w:rPr>
+        <w:t>:</w:t>
+      </w:r>
+      <w:r>
+        <w:rPr>
+          <w:lang w:val="nl-NL"/>
+        </w:rPr>
+        <w:t xml:space="preserve"> langzaam naar boven lopen, stukjes stripjes gaan aan, van stukjes ledjes, flexibel in hoeveel er per keer aangaan</w:t>
+      </w:r>
+    </w:p>
+    <w:p>
+      <w:pPr>
+        <w:pStyle w:val="ListParagraph"/>
+        <w:numPr>
+          <w:ilvl w:val="0"/>
+          <w:numId w:val="1"/>
+        </w:numPr>
+        <w:rPr>
+          <w:lang w:val="nl-NL"/>
+        </w:rPr>
+      </w:pPr>
+      <w:r>
+        <w:rPr>
+          <w:b/>
+          <w:bCs/>
+          <w:lang w:val="nl-NL"/>
+        </w:rPr>
+        <w:t>Scan effecten</w:t>
+      </w:r>
+      <w:r>
+        <w:rPr>
+          <w:lang w:val="nl-NL"/>
+        </w:rPr>
+        <w:t xml:space="preserve">: </w:t>
+      </w:r>
+      <w:r>
+        <w:rPr>
+          <w:lang w:val="nl-NL"/>
+        </w:rPr>
+        <w:t xml:space="preserve">zoals eerder gemaakt, maar </w:t>
+      </w:r>
+      <w:r>
+        <w:rPr>
+          <w:lang w:val="nl-NL"/>
+        </w:rPr>
+        <w:t>langer scannen</w:t>
+      </w:r>
+    </w:p>
+    <w:p>
+      <w:pPr>
+        <w:pStyle w:val="ListParagraph"/>
+        <w:numPr>
+          <w:ilvl w:val="0"/>
+          <w:numId w:val="1"/>
+        </w:numPr>
+        <w:rPr>
+          <w:lang w:val="nl-NL"/>
+        </w:rPr>
+      </w:pPr>
+      <w:r>
+        <w:rPr>
+          <w:b/>
+          <w:bCs/>
+          <w:lang w:val="nl-NL"/>
+        </w:rPr>
+        <w:t>Spotlight</w:t>
+      </w:r>
+      <w:r>
+        <w:rPr>
+          <w:lang w:val="nl-NL"/>
+        </w:rPr>
+        <w:t xml:space="preserve">: de </w:t>
+      </w:r>
+      <w:proofErr w:type="spellStart"/>
+      <w:r>
+        <w:rPr>
+          <w:lang w:val="nl-NL"/>
+        </w:rPr>
+        <w:t>leds</w:t>
+      </w:r>
+      <w:proofErr w:type="spellEnd"/>
+      <w:r>
+        <w:rPr>
+          <w:lang w:val="nl-NL"/>
+        </w:rPr>
+        <w:t xml:space="preserve"> (meerdere) gaan </w:t>
+      </w:r>
+      <w:proofErr w:type="spellStart"/>
+      <w:r>
+        <w:rPr>
+          <w:lang w:val="nl-NL"/>
+        </w:rPr>
+        <w:t>omstebeurt</w:t>
+      </w:r>
+      <w:proofErr w:type="spellEnd"/>
+      <w:r>
+        <w:rPr>
+          <w:lang w:val="nl-NL"/>
+        </w:rPr>
+        <w:t xml:space="preserve"> aan/uit. Als spotlight, mogelijk versnellen? En daarna stoppen bij een pan.</w:t>
       </w:r>
     </w:p>
     <w:p>
@@ -1417,6 +2100,13 @@
         </w:rPr>
         <w:br/>
       </w:r>
+    </w:p>
+    <w:p>
+      <w:pPr>
+        <w:rPr>
+          <w:lang w:val="nl-NL"/>
+        </w:rPr>
+      </w:pPr>
     </w:p>
     <w:sectPr>
       <w:pgSz w:w="11906" w:h="16838"/>
@@ -1445,7 +2135,7 @@
         <w:rFonts w:ascii="Aptos" w:eastAsiaTheme="minorHAnsi" w:hAnsi="Aptos" w:cstheme="minorBidi" w:hint="default"/>
       </w:rPr>
     </w:lvl>
-    <w:lvl w:ilvl="1" w:tplc="08090003" w:tentative="1">
+    <w:lvl w:ilvl="1" w:tplc="08090003">
       <w:start w:val="1"/>
       <w:numFmt w:val="bullet"/>
       <w:lvlText w:val="o"/>

--- a/InstallatiesBeschrijving.docx
+++ b/InstallatiesBeschrijving.docx
@@ -10,6 +10,7 @@
       </w:pPr>
       <w:r>
         <w:rPr>
+          <w:noProof/>
           <w:lang w:val="nl-NL"/>
         </w:rPr>
         <w:drawing>
@@ -103,15 +104,7 @@
           <w:bCs/>
           <w:lang w:val="nl-NL"/>
         </w:rPr>
-        <w:t>I</w:t>
-      </w:r>
-      <w:r>
-        <w:rPr>
-          <w:b/>
-          <w:bCs/>
-          <w:lang w:val="nl-NL"/>
-        </w:rPr>
-        <w:t>n rust is te zien/horen?</w:t>
+        <w:t>In rust is te zien/horen?</w:t>
       </w:r>
       <w:r>
         <w:rPr>
@@ -423,6 +416,7 @@
       </w:r>
       <w:r>
         <w:rPr>
+          <w:noProof/>
           <w:lang w:val="nl-NL"/>
         </w:rPr>
         <w:drawing>
@@ -499,6 +493,7 @@
         <w:rPr>
           <w:b/>
           <w:bCs/>
+          <w:noProof/>
           <w:lang w:val="nl-NL"/>
         </w:rPr>
         <w:lastRenderedPageBreak/>
@@ -600,13 +595,7 @@
         <w:rPr>
           <w:lang w:val="nl-NL"/>
         </w:rPr>
-        <w:t>Rust,</w:t>
-      </w:r>
-      <w:r>
-        <w:rPr>
-          <w:lang w:val="nl-NL"/>
-        </w:rPr>
-        <w:t xml:space="preserve"> mogelijk waterdam naar boven laten stormen met witte </w:t>
+        <w:t xml:space="preserve">Rust, mogelijk waterdam naar boven laten stormen met witte </w:t>
       </w:r>
       <w:proofErr w:type="spellStart"/>
       <w:r>
@@ -874,6 +863,7 @@
       </w:pPr>
       <w:r>
         <w:rPr>
+          <w:noProof/>
           <w:lang w:val="nl-NL"/>
         </w:rPr>
         <w:drawing>
@@ -948,6 +938,7 @@
       </w:pPr>
       <w:r>
         <w:rPr>
+          <w:noProof/>
           <w:lang w:val="nl-NL"/>
         </w:rPr>
         <w:drawing>
@@ -1026,89 +1017,81 @@
           <w:bCs/>
           <w:lang w:val="nl-NL"/>
         </w:rPr>
-        <w:t>I</w:t>
-      </w:r>
-      <w:r>
+        <w:t>In rust is te zien/horen</w:t>
+      </w:r>
+      <w:r>
+        <w:rPr>
+          <w:lang w:val="nl-NL"/>
+        </w:rPr>
+        <w:t>?</w:t>
+      </w:r>
+    </w:p>
+    <w:p>
+      <w:pPr>
+        <w:rPr>
+          <w:lang w:val="nl-NL"/>
+        </w:rPr>
+      </w:pPr>
+      <w:r>
+        <w:rPr>
+          <w:lang w:val="nl-NL"/>
+        </w:rPr>
+        <w:t>?</w:t>
+      </w:r>
+    </w:p>
+    <w:p>
+      <w:pPr>
         <w:rPr>
           <w:b/>
           <w:bCs/>
           <w:lang w:val="nl-NL"/>
         </w:rPr>
-        <w:t>n rust is te zien/horen</w:t>
-      </w:r>
-      <w:r>
-        <w:rPr>
-          <w:lang w:val="nl-NL"/>
-        </w:rPr>
-        <w:t>?</w:t>
-      </w:r>
-    </w:p>
-    <w:p>
-      <w:pPr>
-        <w:rPr>
-          <w:lang w:val="nl-NL"/>
-        </w:rPr>
-      </w:pPr>
-      <w:r>
-        <w:rPr>
-          <w:lang w:val="nl-NL"/>
-        </w:rPr>
-        <w:t>?</w:t>
-      </w:r>
-    </w:p>
-    <w:p>
-      <w:pPr>
+      </w:pPr>
+      <w:r>
         <w:rPr>
           <w:b/>
           <w:bCs/>
           <w:lang w:val="nl-NL"/>
         </w:rPr>
-      </w:pPr>
+        <w:t>Volgorde</w:t>
+      </w:r>
+    </w:p>
+    <w:p>
+      <w:pPr>
+        <w:rPr>
+          <w:lang w:val="nl-NL"/>
+        </w:rPr>
+      </w:pPr>
+      <w:r>
+        <w:rPr>
+          <w:lang w:val="nl-NL"/>
+        </w:rPr>
+        <w:t xml:space="preserve">Leg je hand </w:t>
+      </w:r>
+      <w:r>
+        <w:rPr>
+          <w:lang w:val="nl-NL"/>
+        </w:rPr>
+        <w:t>op de koperplaat</w:t>
+      </w:r>
+      <w:r>
+        <w:rPr>
+          <w:lang w:val="nl-NL"/>
+        </w:rPr>
+        <w:t>,</w:t>
+      </w:r>
+      <w:r>
+        <w:rPr>
+          <w:lang w:val="nl-NL"/>
+        </w:rPr>
+        <w:t xml:space="preserve"> druk </w:t>
+      </w:r>
       <w:r>
         <w:rPr>
           <w:b/>
           <w:bCs/>
           <w:lang w:val="nl-NL"/>
         </w:rPr>
-        <w:t>Volgorde</w:t>
-      </w:r>
-    </w:p>
-    <w:p>
-      <w:pPr>
-        <w:rPr>
-          <w:lang w:val="nl-NL"/>
-        </w:rPr>
-      </w:pPr>
-      <w:r>
-        <w:rPr>
-          <w:lang w:val="nl-NL"/>
-        </w:rPr>
-        <w:t xml:space="preserve">Leg je hand </w:t>
-      </w:r>
-      <w:r>
-        <w:rPr>
-          <w:lang w:val="nl-NL"/>
-        </w:rPr>
-        <w:t>op de koperplaat</w:t>
-      </w:r>
-      <w:r>
-        <w:rPr>
-          <w:lang w:val="nl-NL"/>
-        </w:rPr>
-        <w:t>,</w:t>
-      </w:r>
-      <w:r>
-        <w:rPr>
-          <w:lang w:val="nl-NL"/>
-        </w:rPr>
-        <w:t xml:space="preserve"> druk </w:t>
-      </w:r>
-      <w:r>
-        <w:rPr>
-          <w:b/>
-          <w:bCs/>
-          <w:lang w:val="nl-NL"/>
-        </w:rPr>
         <w:t>ook</w:t>
       </w:r>
       <w:r>
@@ -1375,6 +1358,7 @@
       </w:pPr>
       <w:r>
         <w:rPr>
+          <w:noProof/>
           <w:lang w:val="nl-NL"/>
         </w:rPr>
         <w:drawing>
@@ -2077,8 +2061,223 @@
       </w:pPr>
       <w:r>
         <w:rPr>
-          <w:lang w:val="nl-NL"/>
-        </w:rPr>
+          <w:b/>
+          <w:bCs/>
+          <w:lang w:val="nl-NL"/>
+        </w:rPr>
+        <w:t>Hardware</w:t>
+      </w:r>
+    </w:p>
+    <w:p>
+      <w:pPr>
+        <w:pStyle w:val="ListParagraph"/>
+        <w:numPr>
+          <w:ilvl w:val="0"/>
+          <w:numId w:val="1"/>
+        </w:numPr>
+        <w:rPr>
+          <w:lang w:val="nl-NL"/>
+        </w:rPr>
+      </w:pPr>
+      <w:proofErr w:type="spellStart"/>
+      <w:r>
+        <w:rPr>
+          <w:b/>
+          <w:bCs/>
+          <w:lang w:val="nl-NL"/>
+        </w:rPr>
+        <w:t>Leds</w:t>
+      </w:r>
+      <w:proofErr w:type="spellEnd"/>
+      <w:r>
+        <w:rPr>
+          <w:lang w:val="nl-NL"/>
+        </w:rPr>
+        <w:t xml:space="preserve">: </w:t>
+      </w:r>
+      <w:hyperlink r:id="rId11" w:history="1">
+        <w:r>
+          <w:rPr>
+            <w:rStyle w:val="Hyperlink"/>
+          </w:rPr>
+          <w:t xml:space="preserve">SK6812 </w:t>
+        </w:r>
+      </w:hyperlink>
+      <w:r>
+        <w:t xml:space="preserve">5v </w:t>
+      </w:r>
+      <w:r>
+        <w:t>want die hebben ook een witte led, wel eerst testen</w:t>
+      </w:r>
+    </w:p>
+    <w:p>
+      <w:pPr>
+        <w:pStyle w:val="ListParagraph"/>
+        <w:numPr>
+          <w:ilvl w:val="0"/>
+          <w:numId w:val="1"/>
+        </w:numPr>
+        <w:rPr>
+          <w:lang w:val="nl-NL"/>
+        </w:rPr>
+      </w:pPr>
+      <w:r>
+        <w:t>10x Weerstand 470ohm, 1 per strip</w:t>
+      </w:r>
+    </w:p>
+    <w:p>
+      <w:pPr>
+        <w:pStyle w:val="ListParagraph"/>
+        <w:numPr>
+          <w:ilvl w:val="0"/>
+          <w:numId w:val="1"/>
+        </w:numPr>
+        <w:rPr>
+          <w:lang w:val="nl-NL"/>
+        </w:rPr>
+      </w:pPr>
+      <w:r>
+        <w:t xml:space="preserve">10x </w:t>
+      </w:r>
+      <w:r>
+        <w:t>Elektrolytische Condensator - 1000uF 25V</w:t>
+      </w:r>
+      <w:r>
+        <w:t>,  1 per strip</w:t>
+      </w:r>
+    </w:p>
+    <w:p>
+      <w:pPr>
+        <w:pStyle w:val="ListParagraph"/>
+        <w:numPr>
+          <w:ilvl w:val="0"/>
+          <w:numId w:val="1"/>
+        </w:numPr>
+        <w:rPr>
+          <w:lang w:val="nl-NL"/>
+        </w:rPr>
+      </w:pPr>
+      <w:r>
+        <w:rPr>
+          <w:lang w:val="nl-NL"/>
+        </w:rPr>
+        <w:t xml:space="preserve">Microcontroller: </w:t>
+      </w:r>
+      <w:proofErr w:type="spellStart"/>
+      <w:r>
+        <w:rPr>
+          <w:lang w:val="nl-NL"/>
+        </w:rPr>
+        <w:t>Arduino</w:t>
+      </w:r>
+      <w:proofErr w:type="spellEnd"/>
+      <w:r>
+        <w:rPr>
+          <w:lang w:val="nl-NL"/>
+        </w:rPr>
+        <w:t xml:space="preserve"> Micro met headers, want dan kan ik testen met een </w:t>
+      </w:r>
+      <w:proofErr w:type="spellStart"/>
+      <w:r>
+        <w:rPr>
+          <w:lang w:val="nl-NL"/>
+        </w:rPr>
+        <w:t>breadboard</w:t>
+      </w:r>
+      <w:proofErr w:type="spellEnd"/>
+      <w:r>
+        <w:rPr>
+          <w:lang w:val="nl-NL"/>
+        </w:rPr>
+        <w:t xml:space="preserve"> en zonder te solderen deze gebruiken in de installatie. 4 stuks kopen. </w:t>
+      </w:r>
+      <w:proofErr w:type="gramStart"/>
+      <w:r>
+        <w:rPr>
+          <w:lang w:val="nl-NL"/>
+        </w:rPr>
+        <w:t>zodat</w:t>
+      </w:r>
+      <w:proofErr w:type="gramEnd"/>
+      <w:r>
+        <w:rPr>
+          <w:lang w:val="nl-NL"/>
+        </w:rPr>
+        <w:t xml:space="preserve"> Skip kan solderen terwijl ik het effect kan testen met een </w:t>
+      </w:r>
+      <w:proofErr w:type="spellStart"/>
+      <w:r>
+        <w:rPr>
+          <w:lang w:val="nl-NL"/>
+        </w:rPr>
+        <w:t>breadboard</w:t>
+      </w:r>
+      <w:proofErr w:type="spellEnd"/>
+    </w:p>
+    <w:p>
+      <w:pPr>
+        <w:pStyle w:val="ListParagraph"/>
+        <w:numPr>
+          <w:ilvl w:val="0"/>
+          <w:numId w:val="1"/>
+        </w:numPr>
+        <w:rPr>
+          <w:lang w:val="nl-NL"/>
+        </w:rPr>
+      </w:pPr>
+      <w:r>
+        <w:rPr>
+          <w:lang w:val="nl-NL"/>
+        </w:rPr>
+        <w:t xml:space="preserve">Headers voor de Micro. Zodat je de microcontroller makkelijk in en uit kunt plaatsen, dan zou je ook remote iets anders kunnen programmeren. Of de </w:t>
+      </w:r>
+      <w:proofErr w:type="spellStart"/>
+      <w:r>
+        <w:rPr>
+          <w:lang w:val="nl-NL"/>
+        </w:rPr>
+        <w:t>Arduino</w:t>
+      </w:r>
+      <w:proofErr w:type="spellEnd"/>
+      <w:r>
+        <w:rPr>
+          <w:lang w:val="nl-NL"/>
+        </w:rPr>
+        <w:t xml:space="preserve"> kunnen vervangen als die stuk is.</w:t>
+      </w:r>
+    </w:p>
+    <w:p>
+      <w:pPr>
+        <w:rPr>
+          <w:lang w:val="nl-NL"/>
+        </w:rPr>
+      </w:pPr>
+    </w:p>
+    <w:p>
+      <w:pPr>
+        <w:rPr>
+          <w:lang w:val="nl-NL"/>
+        </w:rPr>
+      </w:pPr>
+    </w:p>
+    <w:p>
+      <w:pPr>
+        <w:rPr>
+          <w:lang w:val="nl-NL"/>
+        </w:rPr>
+      </w:pPr>
+    </w:p>
+    <w:p>
+      <w:pPr>
+        <w:rPr>
+          <w:lang w:val="nl-NL"/>
+        </w:rPr>
+      </w:pPr>
+      <w:r>
+        <w:rPr>
+          <w:lang w:val="nl-NL"/>
+        </w:rPr>
+        <w:lastRenderedPageBreak/>
         <w:t xml:space="preserve"> </w:t>
       </w:r>
     </w:p>
@@ -3270,6 +3469,18 @@
       <w:spacing w:val="5"/>
     </w:rPr>
   </w:style>
+  <w:style w:type="character" w:styleId="Hyperlink">
+    <w:name w:val="Hyperlink"/>
+    <w:basedOn w:val="DefaultParagraphFont"/>
+    <w:uiPriority w:val="99"/>
+    <w:semiHidden/>
+    <w:unhideWhenUsed/>
+    <w:rsid w:val="00831DD2"/>
+    <w:rPr>
+      <w:color w:val="0000FF"/>
+      <w:u w:val="single"/>
+    </w:rPr>
+  </w:style>
 </w:styles>
 </file>
 
